--- a/3-QT+FFmpeg4.2.1 Windows开发环境搭建.docx
+++ b/3-QT+FFmpeg4.2.1 Windows开发环境搭建.docx
@@ -7,6 +7,83 @@
         <w:pStyle w:val="1"/>
       </w:pPr>
       <w:r>
+        <w:rPr>
+          <w:rFonts w:hint="eastAsia"/>
+        </w:rPr>
+        <w:t>0</w:t>
+      </w:r>
+      <w:r>
+        <w:t xml:space="preserve"> </w:t>
+      </w:r>
+      <w:r>
+        <w:rPr>
+          <w:rFonts w:hint="eastAsia"/>
+        </w:rPr>
+        <w:t>零声学院 腾讯课堂官网</w:t>
+      </w:r>
+    </w:p>
+    <w:p>
+      <w:pPr>
+        <w:rPr>
+          <w:color w:val="FF0000"/>
+          <w:sz w:val="28"/>
+          <w:szCs w:val="32"/>
+        </w:rPr>
+      </w:pPr>
+      <w:r>
+        <w:rPr>
+          <w:rFonts w:hint="eastAsia"/>
+          <w:color w:val="FF0000"/>
+          <w:sz w:val="28"/>
+          <w:szCs w:val="32"/>
+          <w:highlight w:val="yellow"/>
+        </w:rPr>
+        <w:t>专注C</w:t>
+      </w:r>
+      <w:r>
+        <w:rPr>
+          <w:color w:val="FF0000"/>
+          <w:sz w:val="28"/>
+          <w:szCs w:val="32"/>
+          <w:highlight w:val="yellow"/>
+        </w:rPr>
+        <w:t>/C++ Linux</w:t>
+      </w:r>
+      <w:r>
+        <w:rPr>
+          <w:rFonts w:hint="eastAsia"/>
+          <w:color w:val="FF0000"/>
+          <w:sz w:val="28"/>
+          <w:szCs w:val="32"/>
+          <w:highlight w:val="yellow"/>
+        </w:rPr>
+        <w:t xml:space="preserve">中高端培训 </w:t>
+      </w:r>
+      <w:hyperlink r:id="rId4" w:history="1">
+        <w:r>
+          <w:rPr>
+            <w:rStyle w:val="a3"/>
+            <w:color w:val="FF0000"/>
+            <w:sz w:val="28"/>
+            <w:szCs w:val="32"/>
+            <w:highlight w:val="yellow"/>
+          </w:rPr>
+          <w:t>https://0voice.ke.qq.com</w:t>
+        </w:r>
+      </w:hyperlink>
+    </w:p>
+    <w:p>
+      <w:pPr>
+        <w:rPr>
+          <w:rFonts w:hint="eastAsia"/>
+        </w:rPr>
+      </w:pPr>
+    </w:p>
+    <w:p>
+      <w:pPr>
+        <w:pStyle w:val="1"/>
+      </w:pPr>
+      <w:r>
         <w:t xml:space="preserve">1 </w:t>
       </w:r>
       <w:r>
@@ -18,6 +95,8 @@
         </w:rPr>
         <w:t>环境搭建</w:t>
       </w:r>
+      <w:bookmarkStart w:id="0" w:name="_GoBack"/>
+      <w:bookmarkEnd w:id="0"/>
     </w:p>
     <w:p>
       <w:r>
@@ -35,7 +114,7 @@
         </w:rPr>
         <w:t>官网：</w:t>
       </w:r>
-      <w:hyperlink r:id="rId4" w:history="1">
+      <w:hyperlink r:id="rId5" w:history="1">
         <w:r>
           <w:rPr>
             <w:rStyle w:val="a3"/>
@@ -83,7 +162,7 @@
         </w:rPr>
         <w:t>源码：</w:t>
       </w:r>
-      <w:hyperlink r:id="rId5" w:history="1">
+      <w:hyperlink r:id="rId6" w:history="1">
         <w:r>
           <w:rPr>
             <w:rStyle w:val="a3"/>
@@ -159,7 +238,7 @@
         </w:rPr>
         <w:t>网址：</w:t>
       </w:r>
-      <w:hyperlink r:id="rId6" w:history="1">
+      <w:hyperlink r:id="rId7" w:history="1">
         <w:r>
           <w:rPr>
             <w:rStyle w:val="a3"/>
@@ -222,7 +301,7 @@
                     <pic:cNvPicPr/>
                   </pic:nvPicPr>
                   <pic:blipFill>
-                    <a:blip r:embed="rId7"/>
+                    <a:blip r:embed="rId8"/>
                     <a:stretch>
                       <a:fillRect/>
                     </a:stretch>
@@ -246,7 +325,6 @@
     <w:p>
       <w:pPr>
         <w:rPr>
-          <w:rFonts w:hint="eastAsia"/>
           <w:sz w:val="24"/>
           <w:szCs w:val="28"/>
         </w:rPr>
@@ -262,13 +340,7 @@
         <w:t>因为后续项目开发是基于4.2.1的头文件，所以强烈建议大家使用下述的链接进行下载。</w:t>
       </w:r>
     </w:p>
-    <w:p>
-      <w:pPr>
-        <w:rPr>
-          <w:rFonts w:hint="eastAsia"/>
-        </w:rPr>
-      </w:pPr>
-    </w:p>
+    <w:p/>
     <w:p>
       <w:r>
         <w:rPr>
@@ -328,7 +400,7 @@
       </w:r>
     </w:p>
     <w:p>
-      <w:hyperlink r:id="rId8" w:history="1">
+      <w:hyperlink r:id="rId9" w:history="1">
         <w:r>
           <w:rPr>
             <w:rStyle w:val="a3"/>
@@ -381,7 +453,7 @@
       </w:r>
     </w:p>
     <w:p>
-      <w:hyperlink r:id="rId9" w:history="1">
+      <w:hyperlink r:id="rId10" w:history="1">
         <w:r>
           <w:rPr>
             <w:rStyle w:val="a3"/>
@@ -425,7 +497,7 @@
       </w:r>
     </w:p>
     <w:p>
-      <w:hyperlink r:id="rId10" w:history="1">
+      <w:hyperlink r:id="rId11" w:history="1">
         <w:r>
           <w:rPr>
             <w:rStyle w:val="a3"/>
@@ -488,7 +560,6 @@
         <w:rPr>
           <w:rFonts w:hint="eastAsia"/>
         </w:rPr>
-        <w:lastRenderedPageBreak/>
         <w:t>1.3</w:t>
       </w:r>
       <w:r>
@@ -515,13 +586,7 @@
         <w:t>必须安装步骤进行搭建</w:t>
       </w:r>
     </w:p>
-    <w:p>
-      <w:pPr>
-        <w:rPr>
-          <w:rFonts w:hint="eastAsia"/>
-        </w:rPr>
-      </w:pPr>
-    </w:p>
+    <w:p/>
     <w:p>
       <w:r>
         <w:rPr>
@@ -593,7 +658,7 @@
                     <pic:cNvPicPr/>
                   </pic:nvPicPr>
                   <pic:blipFill>
-                    <a:blip r:embed="rId11"/>
+                    <a:blip r:embed="rId12"/>
                     <a:stretch>
                       <a:fillRect/>
                     </a:stretch>
@@ -680,7 +745,7 @@
         </w:rPr>
         <w:t> [1]</w:t>
       </w:r>
-      <w:bookmarkStart w:id="0" w:name="ref_[1]_3403344"/>
+      <w:bookmarkStart w:id="1" w:name="ref_[1]_3403344"/>
       <w:r>
         <w:rPr>
           <w:rFonts w:asciiTheme="minorEastAsia" w:hAnsiTheme="minorEastAsia" w:cs="Arial"/>
@@ -690,7 +755,7 @@
         </w:rPr>
         <w:t> </w:t>
       </w:r>
-      <w:bookmarkEnd w:id="0"/>
+      <w:bookmarkEnd w:id="1"/>
       <w:r>
         <w:rPr>
           <w:rFonts w:asciiTheme="minorEastAsia" w:hAnsiTheme="minorEastAsia" w:cs="Arial"/>
@@ -700,7 +765,7 @@
         </w:rPr>
         <w:t> )是一个</w:t>
       </w:r>
-      <w:hyperlink r:id="rId12" w:tgtFrame="_blank" w:history="1">
+      <w:hyperlink r:id="rId13" w:tgtFrame="_blank" w:history="1">
         <w:r>
           <w:rPr>
             <w:rStyle w:val="a3"/>
@@ -736,129 +801,12 @@
         <w:rPr>
           <w:noProof/>
         </w:rPr>
+        <w:lastRenderedPageBreak/>
         <w:drawing>
           <wp:inline distT="0" distB="0" distL="0" distR="0" wp14:anchorId="02E35285" wp14:editId="65E167F8">
             <wp:extent cx="5616427" cy="2880610"/>
             <wp:effectExtent l="0" t="0" r="3810" b="0"/>
             <wp:docPr id="36" name="图片 36"/>
-            <wp:cNvGraphicFramePr>
-              <a:graphicFrameLocks xmlns:a="http://schemas.openxmlformats.org/drawingml/2006/main" noChangeAspect="1"/>
-            </wp:cNvGraphicFramePr>
-            <a:graphic xmlns:a="http://schemas.openxmlformats.org/drawingml/2006/main">
-              <a:graphicData uri="http://schemas.openxmlformats.org/drawingml/2006/picture">
-                <pic:pic xmlns:pic="http://schemas.openxmlformats.org/drawingml/2006/picture">
-                  <pic:nvPicPr>
-                    <pic:cNvPr id="1" name=""/>
-                    <pic:cNvPicPr/>
-                  </pic:nvPicPr>
-                  <pic:blipFill>
-                    <a:blip r:embed="rId13"/>
-                    <a:stretch>
-                      <a:fillRect/>
-                    </a:stretch>
-                  </pic:blipFill>
-                  <pic:spPr>
-                    <a:xfrm>
-                      <a:off x="0" y="0"/>
-                      <a:ext cx="5616427" cy="2880610"/>
-                    </a:xfrm>
-                    <a:prstGeom prst="rect">
-                      <a:avLst/>
-                    </a:prstGeom>
-                  </pic:spPr>
-                </pic:pic>
-              </a:graphicData>
-            </a:graphic>
-          </wp:inline>
-        </w:drawing>
-      </w:r>
-    </w:p>
-    <w:p/>
-    <w:p>
-      <w:pPr>
-        <w:rPr>
-          <w:rFonts w:hint="eastAsia"/>
-        </w:rPr>
-      </w:pPr>
-    </w:p>
-    <w:p>
-      <w:pPr>
-        <w:rPr>
-          <w:b/>
-        </w:rPr>
-      </w:pPr>
-      <w:r>
-        <w:rPr>
-          <w:rFonts w:hint="eastAsia"/>
-          <w:b/>
-        </w:rPr>
-        <w:t>3.</w:t>
-      </w:r>
-      <w:r>
-        <w:rPr>
-          <w:b/>
-        </w:rPr>
-        <w:t xml:space="preserve"> </w:t>
-      </w:r>
-      <w:r>
-        <w:rPr>
-          <w:rFonts w:hint="eastAsia"/>
-          <w:b/>
-        </w:rPr>
-        <w:t>打开cmd命令行窗口</w:t>
-      </w:r>
-    </w:p>
-    <w:p>
-      <w:pPr>
-        <w:rPr>
-          <w:sz w:val="22"/>
-        </w:rPr>
-      </w:pPr>
-      <w:r>
-        <w:rPr>
-          <w:rFonts w:hint="eastAsia"/>
-          <w:sz w:val="22"/>
-        </w:rPr>
-        <w:lastRenderedPageBreak/>
-        <w:t>输入f</w:t>
-      </w:r>
-      <w:r>
-        <w:rPr>
-          <w:sz w:val="22"/>
-        </w:rPr>
-        <w:t>fmpeg -version</w:t>
-      </w:r>
-      <w:r>
-        <w:rPr>
-          <w:rFonts w:hint="eastAsia"/>
-          <w:sz w:val="22"/>
-        </w:rPr>
-        <w:t>测试，打印版本号</w:t>
-      </w:r>
-      <w:r>
-        <w:rPr>
-          <w:sz w:val="22"/>
-        </w:rPr>
-        <w:t>4.2.1</w:t>
-      </w:r>
-      <w:r>
-        <w:rPr>
-          <w:rFonts w:hint="eastAsia"/>
-          <w:sz w:val="22"/>
-        </w:rPr>
-        <w:t>即可。</w:t>
-      </w:r>
-    </w:p>
-    <w:p>
-      <w:r>
-        <w:rPr>
-          <w:noProof/>
-        </w:rPr>
-        <w:drawing>
-          <wp:inline distT="0" distB="0" distL="0" distR="0" wp14:anchorId="34E2BC67" wp14:editId="3F9644F8">
-            <wp:extent cx="5731510" cy="1941195"/>
-            <wp:effectExtent l="0" t="0" r="2540" b="1905"/>
-            <wp:docPr id="37" name="图片 37"/>
             <wp:cNvGraphicFramePr>
               <a:graphicFrameLocks xmlns:a="http://schemas.openxmlformats.org/drawingml/2006/main" noChangeAspect="1"/>
             </wp:cNvGraphicFramePr>
@@ -878,6 +826,117 @@
                   <pic:spPr>
                     <a:xfrm>
                       <a:off x="0" y="0"/>
+                      <a:ext cx="5616427" cy="2880610"/>
+                    </a:xfrm>
+                    <a:prstGeom prst="rect">
+                      <a:avLst/>
+                    </a:prstGeom>
+                  </pic:spPr>
+                </pic:pic>
+              </a:graphicData>
+            </a:graphic>
+          </wp:inline>
+        </w:drawing>
+      </w:r>
+    </w:p>
+    <w:p/>
+    <w:p/>
+    <w:p>
+      <w:pPr>
+        <w:rPr>
+          <w:b/>
+        </w:rPr>
+      </w:pPr>
+      <w:r>
+        <w:rPr>
+          <w:rFonts w:hint="eastAsia"/>
+          <w:b/>
+        </w:rPr>
+        <w:t>3.</w:t>
+      </w:r>
+      <w:r>
+        <w:rPr>
+          <w:b/>
+        </w:rPr>
+        <w:t xml:space="preserve"> </w:t>
+      </w:r>
+      <w:r>
+        <w:rPr>
+          <w:rFonts w:hint="eastAsia"/>
+          <w:b/>
+        </w:rPr>
+        <w:t>打开cmd命令行窗口</w:t>
+      </w:r>
+    </w:p>
+    <w:p>
+      <w:pPr>
+        <w:rPr>
+          <w:sz w:val="22"/>
+        </w:rPr>
+      </w:pPr>
+      <w:r>
+        <w:rPr>
+          <w:rFonts w:hint="eastAsia"/>
+          <w:sz w:val="22"/>
+        </w:rPr>
+        <w:t>输入f</w:t>
+      </w:r>
+      <w:r>
+        <w:rPr>
+          <w:sz w:val="22"/>
+        </w:rPr>
+        <w:t>fmpeg -version</w:t>
+      </w:r>
+      <w:r>
+        <w:rPr>
+          <w:rFonts w:hint="eastAsia"/>
+          <w:sz w:val="22"/>
+        </w:rPr>
+        <w:t>测试，打印版本号</w:t>
+      </w:r>
+      <w:r>
+        <w:rPr>
+          <w:sz w:val="22"/>
+        </w:rPr>
+        <w:t>4.2.1</w:t>
+      </w:r>
+      <w:r>
+        <w:rPr>
+          <w:rFonts w:hint="eastAsia"/>
+          <w:sz w:val="22"/>
+        </w:rPr>
+        <w:t>即可。</w:t>
+      </w:r>
+    </w:p>
+    <w:p>
+      <w:r>
+        <w:rPr>
+          <w:noProof/>
+        </w:rPr>
+        <w:drawing>
+          <wp:inline distT="0" distB="0" distL="0" distR="0" wp14:anchorId="34E2BC67" wp14:editId="3F9644F8">
+            <wp:extent cx="5731510" cy="1941195"/>
+            <wp:effectExtent l="0" t="0" r="2540" b="1905"/>
+            <wp:docPr id="37" name="图片 37"/>
+            <wp:cNvGraphicFramePr>
+              <a:graphicFrameLocks xmlns:a="http://schemas.openxmlformats.org/drawingml/2006/main" noChangeAspect="1"/>
+            </wp:cNvGraphicFramePr>
+            <a:graphic xmlns:a="http://schemas.openxmlformats.org/drawingml/2006/main">
+              <a:graphicData uri="http://schemas.openxmlformats.org/drawingml/2006/picture">
+                <pic:pic xmlns:pic="http://schemas.openxmlformats.org/drawingml/2006/picture">
+                  <pic:nvPicPr>
+                    <pic:cNvPr id="1" name=""/>
+                    <pic:cNvPicPr/>
+                  </pic:nvPicPr>
+                  <pic:blipFill>
+                    <a:blip r:embed="rId15"/>
+                    <a:stretch>
+                      <a:fillRect/>
+                    </a:stretch>
+                  </pic:blipFill>
+                  <pic:spPr>
+                    <a:xfrm>
+                      <a:off x="0" y="0"/>
                       <a:ext cx="5731510" cy="1941195"/>
                     </a:xfrm>
                     <a:prstGeom prst="rect">
@@ -982,7 +1041,7 @@
         </w:rPr>
         <w:t>：</w:t>
       </w:r>
-      <w:hyperlink r:id="rId15" w:history="1">
+      <w:hyperlink r:id="rId16" w:history="1">
         <w:r>
           <w:rPr>
             <w:rStyle w:val="a3"/>
@@ -1041,13 +1100,7 @@
         <w:t>版本的问题，请大家也尽量使用5.10.1版本。</w:t>
       </w:r>
     </w:p>
-    <w:p>
-      <w:pPr>
-        <w:rPr>
-          <w:rFonts w:hint="eastAsia"/>
-        </w:rPr>
-      </w:pPr>
-    </w:p>
+    <w:p/>
     <w:p>
       <w:r>
         <w:rPr>
@@ -1078,7 +1131,7 @@
         </w:rPr>
         <w:t>下载地址：</w:t>
       </w:r>
-      <w:hyperlink r:id="rId16" w:history="1">
+      <w:hyperlink r:id="rId17" w:history="1">
         <w:r>
           <w:rPr>
             <w:rStyle w:val="a3"/>
@@ -1092,6 +1145,7 @@
     </w:p>
     <w:p>
       <w:r>
+        <w:lastRenderedPageBreak/>
         <w:tab/>
       </w:r>
       <w:r>
@@ -1122,7 +1176,7 @@
                     <pic:cNvPicPr/>
                   </pic:nvPicPr>
                   <pic:blipFill>
-                    <a:blip r:embed="rId17"/>
+                    <a:blip r:embed="rId18"/>
                     <a:stretch>
                       <a:fillRect/>
                     </a:stretch>
@@ -1162,7 +1216,7 @@
         </w:rPr>
         <w:t>：</w:t>
       </w:r>
-      <w:hyperlink r:id="rId18" w:history="1">
+      <w:hyperlink r:id="rId19" w:history="1">
         <w:r>
           <w:rPr>
             <w:rStyle w:val="a3"/>
@@ -1177,7 +1231,6 @@
         <w:pStyle w:val="3"/>
       </w:pPr>
       <w:r>
-        <w:lastRenderedPageBreak/>
         <w:t>QT</w:t>
       </w:r>
       <w:r>
@@ -1218,51 +1271,6 @@
             <wp:extent cx="3531067" cy="4347011"/>
             <wp:effectExtent l="0" t="0" r="0" b="0"/>
             <wp:docPr id="4" name="图片 4"/>
-            <wp:cNvGraphicFramePr>
-              <a:graphicFrameLocks xmlns:a="http://schemas.openxmlformats.org/drawingml/2006/main" noChangeAspect="1"/>
-            </wp:cNvGraphicFramePr>
-            <a:graphic xmlns:a="http://schemas.openxmlformats.org/drawingml/2006/main">
-              <a:graphicData uri="http://schemas.openxmlformats.org/drawingml/2006/picture">
-                <pic:pic xmlns:pic="http://schemas.openxmlformats.org/drawingml/2006/picture">
-                  <pic:nvPicPr>
-                    <pic:cNvPr id="1" name=""/>
-                    <pic:cNvPicPr/>
-                  </pic:nvPicPr>
-                  <pic:blipFill>
-                    <a:blip r:embed="rId19"/>
-                    <a:stretch>
-                      <a:fillRect/>
-                    </a:stretch>
-                  </pic:blipFill>
-                  <pic:spPr>
-                    <a:xfrm>
-                      <a:off x="0" y="0"/>
-                      <a:ext cx="3531067" cy="4347011"/>
-                    </a:xfrm>
-                    <a:prstGeom prst="rect">
-                      <a:avLst/>
-                    </a:prstGeom>
-                  </pic:spPr>
-                </pic:pic>
-              </a:graphicData>
-            </a:graphic>
-          </wp:inline>
-        </w:drawing>
-      </w:r>
-    </w:p>
-    <w:p/>
-    <w:p/>
-    <w:p>
-      <w:r>
-        <w:rPr>
-          <w:noProof/>
-        </w:rPr>
-        <w:lastRenderedPageBreak/>
-        <w:drawing>
-          <wp:inline distT="0" distB="0" distL="0" distR="0" wp14:anchorId="3DA3DADB" wp14:editId="520FC6D8">
-            <wp:extent cx="3531067" cy="4347011"/>
-            <wp:effectExtent l="0" t="0" r="0" b="0"/>
-            <wp:docPr id="1" name="图片 1"/>
             <wp:cNvGraphicFramePr>
               <a:graphicFrameLocks xmlns:a="http://schemas.openxmlformats.org/drawingml/2006/main" noChangeAspect="1"/>
             </wp:cNvGraphicFramePr>
@@ -1295,16 +1303,19 @@
         </w:drawing>
       </w:r>
     </w:p>
+    <w:p/>
+    <w:p/>
     <w:p>
       <w:r>
         <w:rPr>
           <w:noProof/>
         </w:rPr>
+        <w:lastRenderedPageBreak/>
         <w:drawing>
-          <wp:inline distT="0" distB="0" distL="0" distR="0" wp14:anchorId="076DEF6A" wp14:editId="1F866F81">
+          <wp:inline distT="0" distB="0" distL="0" distR="0" wp14:anchorId="3DA3DADB" wp14:editId="520FC6D8">
             <wp:extent cx="3531067" cy="4347011"/>
             <wp:effectExtent l="0" t="0" r="0" b="0"/>
-            <wp:docPr id="5" name="图片 5"/>
+            <wp:docPr id="1" name="图片 1"/>
             <wp:cNvGraphicFramePr>
               <a:graphicFrameLocks xmlns:a="http://schemas.openxmlformats.org/drawingml/2006/main" noChangeAspect="1"/>
             </wp:cNvGraphicFramePr>
@@ -1337,18 +1348,16 @@
         </w:drawing>
       </w:r>
     </w:p>
-    <w:p/>
     <w:p>
       <w:r>
         <w:rPr>
           <w:noProof/>
         </w:rPr>
-        <w:lastRenderedPageBreak/>
         <w:drawing>
-          <wp:inline distT="0" distB="0" distL="0" distR="0" wp14:anchorId="7647625B" wp14:editId="2B953F5C">
+          <wp:inline distT="0" distB="0" distL="0" distR="0" wp14:anchorId="076DEF6A" wp14:editId="1F866F81">
             <wp:extent cx="3531067" cy="4347011"/>
             <wp:effectExtent l="0" t="0" r="0" b="0"/>
-            <wp:docPr id="7" name="图片 7"/>
+            <wp:docPr id="5" name="图片 5"/>
             <wp:cNvGraphicFramePr>
               <a:graphicFrameLocks xmlns:a="http://schemas.openxmlformats.org/drawingml/2006/main" noChangeAspect="1"/>
             </wp:cNvGraphicFramePr>
@@ -1381,6 +1390,7 @@
         </w:drawing>
       </w:r>
     </w:p>
+    <w:p/>
     <w:p>
       <w:r>
         <w:rPr>
@@ -1388,10 +1398,10 @@
         </w:rPr>
         <w:lastRenderedPageBreak/>
         <w:drawing>
-          <wp:inline distT="0" distB="0" distL="0" distR="0" wp14:anchorId="2C5F7D2A" wp14:editId="6651894D">
-            <wp:extent cx="5282533" cy="7012896"/>
+          <wp:inline distT="0" distB="0" distL="0" distR="0" wp14:anchorId="7647625B" wp14:editId="2B953F5C">
+            <wp:extent cx="3531067" cy="4347011"/>
             <wp:effectExtent l="0" t="0" r="0" b="0"/>
-            <wp:docPr id="3" name="图片 3"/>
+            <wp:docPr id="7" name="图片 7"/>
             <wp:cNvGraphicFramePr>
               <a:graphicFrameLocks xmlns:a="http://schemas.openxmlformats.org/drawingml/2006/main" noChangeAspect="1"/>
             </wp:cNvGraphicFramePr>
@@ -1411,7 +1421,7 @@
                   <pic:spPr>
                     <a:xfrm>
                       <a:off x="0" y="0"/>
-                      <a:ext cx="5282533" cy="7012896"/>
+                      <a:ext cx="3531067" cy="4347011"/>
                     </a:xfrm>
                     <a:prstGeom prst="rect">
                       <a:avLst/>
@@ -1425,41 +1435,16 @@
       </w:r>
     </w:p>
     <w:p>
-      <w:pPr>
-        <w:rPr>
-          <w:color w:val="FF0000"/>
-        </w:rPr>
-      </w:pPr>
-      <w:r>
-        <w:rPr>
-          <w:rFonts w:hint="eastAsia"/>
-          <w:color w:val="FF0000"/>
-        </w:rPr>
-        <w:t>如果你想阅读Q</w:t>
-      </w:r>
-      <w:r>
-        <w:rPr>
-          <w:color w:val="FF0000"/>
-        </w:rPr>
-        <w:t>T</w:t>
-      </w:r>
-      <w:r>
-        <w:rPr>
-          <w:rFonts w:hint="eastAsia"/>
-          <w:color w:val="FF0000"/>
-        </w:rPr>
-        <w:t>源码，则可以勾上</w:t>
-      </w:r>
       <w:r>
         <w:rPr>
           <w:noProof/>
-          <w:color w:val="FF0000"/>
-        </w:rPr>
+        </w:rPr>
+        <w:lastRenderedPageBreak/>
         <w:drawing>
-          <wp:inline distT="0" distB="0" distL="0" distR="0" wp14:anchorId="5BF12C02" wp14:editId="4E321FF1">
-            <wp:extent cx="654162" cy="189918"/>
-            <wp:effectExtent l="0" t="0" r="0" b="635"/>
-            <wp:docPr id="34" name="图片 34"/>
+          <wp:inline distT="0" distB="0" distL="0" distR="0" wp14:anchorId="2C5F7D2A" wp14:editId="6651894D">
+            <wp:extent cx="5282533" cy="7012896"/>
+            <wp:effectExtent l="0" t="0" r="0" b="0"/>
+            <wp:docPr id="3" name="图片 3"/>
             <wp:cNvGraphicFramePr>
               <a:graphicFrameLocks xmlns:a="http://schemas.openxmlformats.org/drawingml/2006/main" noChangeAspect="1"/>
             </wp:cNvGraphicFramePr>
@@ -1479,7 +1464,7 @@
                   <pic:spPr>
                     <a:xfrm>
                       <a:off x="0" y="0"/>
-                      <a:ext cx="654162" cy="189918"/>
+                      <a:ext cx="5282533" cy="7012896"/>
                     </a:xfrm>
                     <a:prstGeom prst="rect">
                       <a:avLst/>
@@ -1491,25 +1476,43 @@
           </wp:inline>
         </w:drawing>
       </w:r>
-      <w:r>
-        <w:rPr>
-          <w:rFonts w:hint="eastAsia"/>
+    </w:p>
+    <w:p>
+      <w:pPr>
+        <w:rPr>
           <w:color w:val="FF0000"/>
         </w:rPr>
-        <w:t>，但比较占用硬盘。</w:t>
-      </w:r>
-    </w:p>
-    <w:p>
+      </w:pPr>
+      <w:r>
+        <w:rPr>
+          <w:rFonts w:hint="eastAsia"/>
+          <w:color w:val="FF0000"/>
+        </w:rPr>
+        <w:t>如果你想阅读Q</w:t>
+      </w:r>
+      <w:r>
+        <w:rPr>
+          <w:color w:val="FF0000"/>
+        </w:rPr>
+        <w:t>T</w:t>
+      </w:r>
+      <w:r>
+        <w:rPr>
+          <w:rFonts w:hint="eastAsia"/>
+          <w:color w:val="FF0000"/>
+        </w:rPr>
+        <w:t>源码，则可以勾上</w:t>
+      </w:r>
       <w:r>
         <w:rPr>
           <w:noProof/>
-        </w:rPr>
-        <w:lastRenderedPageBreak/>
+          <w:color w:val="FF0000"/>
+        </w:rPr>
         <w:drawing>
-          <wp:inline distT="0" distB="0" distL="0" distR="0" wp14:anchorId="0644896A" wp14:editId="0E5861A8">
-            <wp:extent cx="4234467" cy="4347011"/>
-            <wp:effectExtent l="0" t="0" r="0" b="0"/>
-            <wp:docPr id="9" name="图片 9"/>
+          <wp:inline distT="0" distB="0" distL="0" distR="0" wp14:anchorId="5BF12C02" wp14:editId="4E321FF1">
+            <wp:extent cx="654162" cy="189918"/>
+            <wp:effectExtent l="0" t="0" r="0" b="635"/>
+            <wp:docPr id="34" name="图片 34"/>
             <wp:cNvGraphicFramePr>
               <a:graphicFrameLocks xmlns:a="http://schemas.openxmlformats.org/drawingml/2006/main" noChangeAspect="1"/>
             </wp:cNvGraphicFramePr>
@@ -1529,7 +1532,7 @@
                   <pic:spPr>
                     <a:xfrm>
                       <a:off x="0" y="0"/>
-                      <a:ext cx="4234467" cy="4347011"/>
+                      <a:ext cx="654162" cy="189918"/>
                     </a:xfrm>
                     <a:prstGeom prst="rect">
                       <a:avLst/>
@@ -1541,17 +1544,25 @@
           </wp:inline>
         </w:drawing>
       </w:r>
+      <w:r>
+        <w:rPr>
+          <w:rFonts w:hint="eastAsia"/>
+          <w:color w:val="FF0000"/>
+        </w:rPr>
+        <w:t>，但比较占用硬盘。</w:t>
+      </w:r>
     </w:p>
     <w:p>
       <w:r>
         <w:rPr>
           <w:noProof/>
         </w:rPr>
+        <w:lastRenderedPageBreak/>
         <w:drawing>
-          <wp:inline distT="0" distB="0" distL="0" distR="0" wp14:anchorId="0185684B" wp14:editId="75FEB712">
+          <wp:inline distT="0" distB="0" distL="0" distR="0" wp14:anchorId="0644896A" wp14:editId="0E5861A8">
             <wp:extent cx="4234467" cy="4347011"/>
             <wp:effectExtent l="0" t="0" r="0" b="0"/>
-            <wp:docPr id="10" name="图片 10"/>
+            <wp:docPr id="9" name="图片 9"/>
             <wp:cNvGraphicFramePr>
               <a:graphicFrameLocks xmlns:a="http://schemas.openxmlformats.org/drawingml/2006/main" noChangeAspect="1"/>
             </wp:cNvGraphicFramePr>
@@ -1589,12 +1600,11 @@
         <w:rPr>
           <w:noProof/>
         </w:rPr>
-        <w:lastRenderedPageBreak/>
         <w:drawing>
-          <wp:inline distT="0" distB="0" distL="0" distR="0" wp14:anchorId="29A570EB" wp14:editId="4AE9B54C">
+          <wp:inline distT="0" distB="0" distL="0" distR="0" wp14:anchorId="0185684B" wp14:editId="75FEB712">
             <wp:extent cx="4234467" cy="4347011"/>
             <wp:effectExtent l="0" t="0" r="0" b="0"/>
-            <wp:docPr id="11" name="图片 11"/>
+            <wp:docPr id="10" name="图片 10"/>
             <wp:cNvGraphicFramePr>
               <a:graphicFrameLocks xmlns:a="http://schemas.openxmlformats.org/drawingml/2006/main" noChangeAspect="1"/>
             </wp:cNvGraphicFramePr>
@@ -1630,22 +1640,14 @@
     <w:p>
       <w:r>
         <w:rPr>
-          <w:rFonts w:hint="eastAsia"/>
-        </w:rPr>
-        <w:t>然后等待安装结束。</w:t>
-      </w:r>
-    </w:p>
-    <w:p/>
-    <w:p>
-      <w:r>
-        <w:rPr>
           <w:noProof/>
         </w:rPr>
+        <w:lastRenderedPageBreak/>
         <w:drawing>
-          <wp:inline distT="0" distB="0" distL="0" distR="0" wp14:anchorId="55309EF5" wp14:editId="454F0F7F">
-            <wp:extent cx="3531067" cy="4347011"/>
+          <wp:inline distT="0" distB="0" distL="0" distR="0" wp14:anchorId="29A570EB" wp14:editId="4AE9B54C">
+            <wp:extent cx="4234467" cy="4347011"/>
             <wp:effectExtent l="0" t="0" r="0" b="0"/>
-            <wp:docPr id="6" name="图片 6"/>
+            <wp:docPr id="11" name="图片 11"/>
             <wp:cNvGraphicFramePr>
               <a:graphicFrameLocks xmlns:a="http://schemas.openxmlformats.org/drawingml/2006/main" noChangeAspect="1"/>
             </wp:cNvGraphicFramePr>
@@ -1665,7 +1667,7 @@
                   <pic:spPr>
                     <a:xfrm>
                       <a:off x="0" y="0"/>
-                      <a:ext cx="3531067" cy="4347011"/>
+                      <a:ext cx="4234467" cy="4347011"/>
                     </a:xfrm>
                     <a:prstGeom prst="rect">
                       <a:avLst/>
@@ -1679,104 +1681,24 @@
       </w:r>
     </w:p>
     <w:p>
-      <w:pPr>
-        <w:pStyle w:val="1"/>
-      </w:pPr>
-      <w:r>
-        <w:rPr>
-          <w:rFonts w:hint="eastAsia"/>
-        </w:rPr>
-        <w:lastRenderedPageBreak/>
-        <w:t>2</w:t>
-      </w:r>
-      <w:r>
-        <w:t xml:space="preserve"> </w:t>
-      </w:r>
-      <w:r>
-        <w:rPr>
-          <w:rFonts w:hint="eastAsia"/>
-        </w:rPr>
-        <w:t>测试</w:t>
-      </w:r>
-      <w:r>
-        <w:rPr>
-          <w:rFonts w:hint="eastAsia"/>
-        </w:rPr>
-        <w:t>Q</w:t>
-      </w:r>
-      <w:r>
-        <w:t>T+FF</w:t>
-      </w:r>
-      <w:r>
-        <w:rPr>
-          <w:rFonts w:hint="eastAsia"/>
-        </w:rPr>
-        <w:t>mpeg</w:t>
-      </w:r>
-      <w:r>
-        <w:rPr>
-          <w:rFonts w:hint="eastAsia"/>
-        </w:rPr>
-        <w:t>的使用</w:t>
+      <w:r>
+        <w:rPr>
+          <w:rFonts w:hint="eastAsia"/>
+        </w:rPr>
+        <w:t>然后等待安装结束。</w:t>
       </w:r>
     </w:p>
     <w:p/>
     <w:p>
-      <w:pPr>
-        <w:pStyle w:val="2"/>
-      </w:pPr>
-      <w:r>
-        <w:rPr>
-          <w:rFonts w:hint="eastAsia"/>
-        </w:rPr>
-        <w:t>创建</w:t>
-      </w:r>
-      <w:r>
-        <w:t>QT</w:t>
-      </w:r>
-      <w:r>
-        <w:rPr>
-          <w:rFonts w:hint="eastAsia"/>
-        </w:rPr>
-        <w:t>工程</w:t>
-      </w:r>
-    </w:p>
-    <w:p>
-      <w:r>
-        <w:rPr>
-          <w:rFonts w:hint="eastAsia"/>
-        </w:rPr>
-        <w:t>1</w:t>
-      </w:r>
-      <w:r>
-        <w:t xml:space="preserve"> </w:t>
-      </w:r>
-      <w:r>
-        <w:rPr>
-          <w:rFonts w:hint="eastAsia"/>
-        </w:rPr>
-        <w:t>刚打开QT</w:t>
-      </w:r>
-      <w:r>
-        <w:t xml:space="preserve"> </w:t>
-      </w:r>
-      <w:r>
-        <w:rPr>
-          <w:rFonts w:hint="eastAsia"/>
-        </w:rPr>
-        <w:t>Creator的界面</w:t>
-      </w:r>
-    </w:p>
-    <w:p>
       <w:r>
         <w:rPr>
           <w:noProof/>
         </w:rPr>
         <w:drawing>
-          <wp:inline distT="0" distB="0" distL="0" distR="0" wp14:anchorId="501FAEA3" wp14:editId="4B32A405">
-            <wp:extent cx="4290646" cy="3444035"/>
-            <wp:effectExtent l="0" t="0" r="0" b="4445"/>
-            <wp:docPr id="13" name="图片 13"/>
+          <wp:inline distT="0" distB="0" distL="0" distR="0" wp14:anchorId="55309EF5" wp14:editId="454F0F7F">
+            <wp:extent cx="3531067" cy="4347011"/>
+            <wp:effectExtent l="0" t="0" r="0" b="0"/>
+            <wp:docPr id="6" name="图片 6"/>
             <wp:cNvGraphicFramePr>
               <a:graphicFrameLocks xmlns:a="http://schemas.openxmlformats.org/drawingml/2006/main" noChangeAspect="1"/>
             </wp:cNvGraphicFramePr>
@@ -1796,7 +1718,7 @@
                   <pic:spPr>
                     <a:xfrm>
                       <a:off x="0" y="0"/>
-                      <a:ext cx="4297428" cy="3449479"/>
+                      <a:ext cx="3531067" cy="4347011"/>
                     </a:xfrm>
                     <a:prstGeom prst="rect">
                       <a:avLst/>
@@ -1810,10 +1732,14 @@
       </w:r>
     </w:p>
     <w:p>
-      <w:r>
-        <w:rPr>
-          <w:rFonts w:hint="eastAsia"/>
-        </w:rPr>
+      <w:pPr>
+        <w:pStyle w:val="1"/>
+      </w:pPr>
+      <w:r>
+        <w:rPr>
+          <w:rFonts w:hint="eastAsia"/>
+        </w:rPr>
+        <w:lastRenderedPageBreak/>
         <w:t>2</w:t>
       </w:r>
       <w:r>
@@ -1823,7 +1749,75 @@
         <w:rPr>
           <w:rFonts w:hint="eastAsia"/>
         </w:rPr>
-        <w:t>新建工程</w:t>
+        <w:t>测试</w:t>
+      </w:r>
+      <w:r>
+        <w:rPr>
+          <w:rFonts w:hint="eastAsia"/>
+        </w:rPr>
+        <w:t>Q</w:t>
+      </w:r>
+      <w:r>
+        <w:t>T+FF</w:t>
+      </w:r>
+      <w:r>
+        <w:rPr>
+          <w:rFonts w:hint="eastAsia"/>
+        </w:rPr>
+        <w:t>mpeg</w:t>
+      </w:r>
+      <w:r>
+        <w:rPr>
+          <w:rFonts w:hint="eastAsia"/>
+        </w:rPr>
+        <w:t>的使用</w:t>
+      </w:r>
+    </w:p>
+    <w:p/>
+    <w:p>
+      <w:pPr>
+        <w:pStyle w:val="2"/>
+      </w:pPr>
+      <w:r>
+        <w:rPr>
+          <w:rFonts w:hint="eastAsia"/>
+        </w:rPr>
+        <w:t>创建</w:t>
+      </w:r>
+      <w:r>
+        <w:t>QT</w:t>
+      </w:r>
+      <w:r>
+        <w:rPr>
+          <w:rFonts w:hint="eastAsia"/>
+        </w:rPr>
+        <w:t>工程</w:t>
+      </w:r>
+    </w:p>
+    <w:p>
+      <w:r>
+        <w:rPr>
+          <w:rFonts w:hint="eastAsia"/>
+        </w:rPr>
+        <w:t>1</w:t>
+      </w:r>
+      <w:r>
+        <w:t xml:space="preserve"> </w:t>
+      </w:r>
+      <w:r>
+        <w:rPr>
+          <w:rFonts w:hint="eastAsia"/>
+        </w:rPr>
+        <w:t>刚打开QT</w:t>
+      </w:r>
+      <w:r>
+        <w:t xml:space="preserve"> </w:t>
+      </w:r>
+      <w:r>
+        <w:rPr>
+          <w:rFonts w:hint="eastAsia"/>
+        </w:rPr>
+        <w:t>Creator的界面</w:t>
       </w:r>
     </w:p>
     <w:p>
@@ -1832,10 +1826,10 @@
           <w:noProof/>
         </w:rPr>
         <w:drawing>
-          <wp:inline distT="0" distB="0" distL="0" distR="0" wp14:anchorId="42A66C7F" wp14:editId="3D092E8F">
-            <wp:extent cx="1992130" cy="3291840"/>
-            <wp:effectExtent l="0" t="0" r="8255" b="3810"/>
-            <wp:docPr id="14" name="图片 14"/>
+          <wp:inline distT="0" distB="0" distL="0" distR="0" wp14:anchorId="501FAEA3" wp14:editId="4B32A405">
+            <wp:extent cx="4290646" cy="3444035"/>
+            <wp:effectExtent l="0" t="0" r="0" b="4445"/>
+            <wp:docPr id="13" name="图片 13"/>
             <wp:cNvGraphicFramePr>
               <a:graphicFrameLocks xmlns:a="http://schemas.openxmlformats.org/drawingml/2006/main" noChangeAspect="1"/>
             </wp:cNvGraphicFramePr>
@@ -1855,7 +1849,7 @@
                   <pic:spPr>
                     <a:xfrm>
                       <a:off x="0" y="0"/>
-                      <a:ext cx="2002658" cy="3309236"/>
+                      <a:ext cx="4297428" cy="3449479"/>
                     </a:xfrm>
                     <a:prstGeom prst="rect">
                       <a:avLst/>
@@ -1868,13 +1862,12 @@
         </w:drawing>
       </w:r>
     </w:p>
-    <w:p/>
-    <w:p>
-      <w:r>
-        <w:rPr>
-          <w:rFonts w:hint="eastAsia"/>
-        </w:rPr>
-        <w:t>3</w:t>
+    <w:p>
+      <w:r>
+        <w:rPr>
+          <w:rFonts w:hint="eastAsia"/>
+        </w:rPr>
+        <w:t>2</w:t>
       </w:r>
       <w:r>
         <w:t xml:space="preserve"> </w:t>
@@ -1883,25 +1876,7 @@
         <w:rPr>
           <w:rFonts w:hint="eastAsia"/>
         </w:rPr>
-        <w:t>选择Non-</w:t>
-      </w:r>
-      <w:r>
-        <w:t>Q</w:t>
-      </w:r>
-      <w:r>
-        <w:rPr>
-          <w:rFonts w:hint="eastAsia"/>
-        </w:rPr>
-        <w:t>t</w:t>
-      </w:r>
-      <w:r>
-        <w:t xml:space="preserve"> </w:t>
-      </w:r>
-      <w:r>
-        <w:rPr>
-          <w:rFonts w:hint="eastAsia"/>
-        </w:rPr>
-        <w:t>Project</w:t>
+        <w:t>新建工程</w:t>
       </w:r>
     </w:p>
     <w:p>
@@ -1909,12 +1884,11 @@
         <w:rPr>
           <w:noProof/>
         </w:rPr>
-        <w:lastRenderedPageBreak/>
         <w:drawing>
-          <wp:inline distT="0" distB="0" distL="0" distR="0" wp14:anchorId="3E1C4169" wp14:editId="03CCEDF0">
-            <wp:extent cx="5731510" cy="3631565"/>
-            <wp:effectExtent l="0" t="0" r="2540" b="6985"/>
-            <wp:docPr id="15" name="图片 15"/>
+          <wp:inline distT="0" distB="0" distL="0" distR="0" wp14:anchorId="42A66C7F" wp14:editId="3D092E8F">
+            <wp:extent cx="1992130" cy="3291840"/>
+            <wp:effectExtent l="0" t="0" r="8255" b="3810"/>
+            <wp:docPr id="14" name="图片 14"/>
             <wp:cNvGraphicFramePr>
               <a:graphicFrameLocks xmlns:a="http://schemas.openxmlformats.org/drawingml/2006/main" noChangeAspect="1"/>
             </wp:cNvGraphicFramePr>
@@ -1934,7 +1908,7 @@
                   <pic:spPr>
                     <a:xfrm>
                       <a:off x="0" y="0"/>
-                      <a:ext cx="5731510" cy="3631565"/>
+                      <a:ext cx="2002658" cy="3309236"/>
                     </a:xfrm>
                     <a:prstGeom prst="rect">
                       <a:avLst/>
@@ -1947,12 +1921,13 @@
         </w:drawing>
       </w:r>
     </w:p>
-    <w:p>
-      <w:r>
-        <w:rPr>
-          <w:rFonts w:hint="eastAsia"/>
-        </w:rPr>
-        <w:t>4</w:t>
+    <w:p/>
+    <w:p>
+      <w:r>
+        <w:rPr>
+          <w:rFonts w:hint="eastAsia"/>
+        </w:rPr>
+        <w:t>3</w:t>
       </w:r>
       <w:r>
         <w:t xml:space="preserve"> </w:t>
@@ -1961,25 +1936,25 @@
         <w:rPr>
           <w:rFonts w:hint="eastAsia"/>
         </w:rPr>
-        <w:t>填写</w:t>
-      </w:r>
-      <w:r>
-        <w:rPr>
-          <w:rFonts w:hint="eastAsia"/>
-        </w:rPr>
-        <w:t>项目名称</w:t>
-      </w:r>
-      <w:r>
-        <w:rPr>
-          <w:rFonts w:hint="eastAsia"/>
-        </w:rPr>
-        <w:t>以及路径</w:t>
-      </w:r>
-      <w:r>
-        <w:rPr>
-          <w:rFonts w:hint="eastAsia"/>
-        </w:rPr>
-        <w:t>，如下所示就创建了一个叫ffmpeg-version的工程。</w:t>
+        <w:t>选择Non-</w:t>
+      </w:r>
+      <w:r>
+        <w:t>Q</w:t>
+      </w:r>
+      <w:r>
+        <w:rPr>
+          <w:rFonts w:hint="eastAsia"/>
+        </w:rPr>
+        <w:t>t</w:t>
+      </w:r>
+      <w:r>
+        <w:t xml:space="preserve"> </w:t>
+      </w:r>
+      <w:r>
+        <w:rPr>
+          <w:rFonts w:hint="eastAsia"/>
+        </w:rPr>
+        <w:t>Project</w:t>
       </w:r>
     </w:p>
     <w:p>
@@ -1987,11 +1962,12 @@
         <w:rPr>
           <w:noProof/>
         </w:rPr>
+        <w:lastRenderedPageBreak/>
         <w:drawing>
-          <wp:inline distT="0" distB="0" distL="0" distR="0" wp14:anchorId="21ACA586" wp14:editId="276B5CEC">
-            <wp:extent cx="5731510" cy="3580130"/>
-            <wp:effectExtent l="0" t="0" r="2540" b="1270"/>
-            <wp:docPr id="38" name="图片 38"/>
+          <wp:inline distT="0" distB="0" distL="0" distR="0" wp14:anchorId="3E1C4169" wp14:editId="03CCEDF0">
+            <wp:extent cx="5731510" cy="3631565"/>
+            <wp:effectExtent l="0" t="0" r="2540" b="6985"/>
+            <wp:docPr id="15" name="图片 15"/>
             <wp:cNvGraphicFramePr>
               <a:graphicFrameLocks xmlns:a="http://schemas.openxmlformats.org/drawingml/2006/main" noChangeAspect="1"/>
             </wp:cNvGraphicFramePr>
@@ -2011,7 +1987,7 @@
                   <pic:spPr>
                     <a:xfrm>
                       <a:off x="0" y="0"/>
-                      <a:ext cx="5731510" cy="3580130"/>
+                      <a:ext cx="5731510" cy="3631565"/>
                     </a:xfrm>
                     <a:prstGeom prst="rect">
                       <a:avLst/>
@@ -2027,14 +2003,48 @@
     <w:p>
       <w:r>
         <w:rPr>
+          <w:rFonts w:hint="eastAsia"/>
+        </w:rPr>
+        <w:t>4</w:t>
+      </w:r>
+      <w:r>
+        <w:t xml:space="preserve"> </w:t>
+      </w:r>
+      <w:r>
+        <w:rPr>
+          <w:rFonts w:hint="eastAsia"/>
+        </w:rPr>
+        <w:t>填写</w:t>
+      </w:r>
+      <w:r>
+        <w:rPr>
+          <w:rFonts w:hint="eastAsia"/>
+        </w:rPr>
+        <w:t>项目名称</w:t>
+      </w:r>
+      <w:r>
+        <w:rPr>
+          <w:rFonts w:hint="eastAsia"/>
+        </w:rPr>
+        <w:t>以及路径</w:t>
+      </w:r>
+      <w:r>
+        <w:rPr>
+          <w:rFonts w:hint="eastAsia"/>
+        </w:rPr>
+        <w:t>，如下所示就创建了一个叫ffmpeg-version的工程。</w:t>
+      </w:r>
+    </w:p>
+    <w:p>
+      <w:r>
+        <w:rPr>
           <w:noProof/>
         </w:rPr>
-        <w:lastRenderedPageBreak/>
         <w:drawing>
-          <wp:inline distT="0" distB="0" distL="0" distR="0" wp14:anchorId="27EF630E" wp14:editId="25B7E5F5">
-            <wp:extent cx="5563892" cy="3467761"/>
-            <wp:effectExtent l="0" t="0" r="0" b="0"/>
-            <wp:docPr id="19" name="图片 19"/>
+          <wp:inline distT="0" distB="0" distL="0" distR="0" wp14:anchorId="21ACA586" wp14:editId="276B5CEC">
+            <wp:extent cx="5731510" cy="3580130"/>
+            <wp:effectExtent l="0" t="0" r="2540" b="1270"/>
+            <wp:docPr id="38" name="图片 38"/>
             <wp:cNvGraphicFramePr>
               <a:graphicFrameLocks xmlns:a="http://schemas.openxmlformats.org/drawingml/2006/main" noChangeAspect="1"/>
             </wp:cNvGraphicFramePr>
@@ -2054,7 +2064,7 @@
                   <pic:spPr>
                     <a:xfrm>
                       <a:off x="0" y="0"/>
-                      <a:ext cx="5563892" cy="3467761"/>
+                      <a:ext cx="5731510" cy="3580130"/>
                     </a:xfrm>
                     <a:prstGeom prst="rect">
                       <a:avLst/>
@@ -2072,11 +2082,12 @@
         <w:rPr>
           <w:noProof/>
         </w:rPr>
+        <w:lastRenderedPageBreak/>
         <w:drawing>
-          <wp:inline distT="0" distB="0" distL="0" distR="0" wp14:anchorId="53343539" wp14:editId="14EAA806">
-            <wp:extent cx="5592028" cy="3812427"/>
-            <wp:effectExtent l="0" t="0" r="8890" b="0"/>
-            <wp:docPr id="20" name="图片 20"/>
+          <wp:inline distT="0" distB="0" distL="0" distR="0" wp14:anchorId="27EF630E" wp14:editId="25B7E5F5">
+            <wp:extent cx="5563892" cy="3467761"/>
+            <wp:effectExtent l="0" t="0" r="0" b="0"/>
+            <wp:docPr id="19" name="图片 19"/>
             <wp:cNvGraphicFramePr>
               <a:graphicFrameLocks xmlns:a="http://schemas.openxmlformats.org/drawingml/2006/main" noChangeAspect="1"/>
             </wp:cNvGraphicFramePr>
@@ -2096,7 +2107,7 @@
                   <pic:spPr>
                     <a:xfrm>
                       <a:off x="0" y="0"/>
-                      <a:ext cx="5592028" cy="3812427"/>
+                      <a:ext cx="5563892" cy="3467761"/>
                     </a:xfrm>
                     <a:prstGeom prst="rect">
                       <a:avLst/>
@@ -2112,38 +2123,13 @@
     <w:p>
       <w:r>
         <w:rPr>
-          <w:rFonts w:hint="eastAsia"/>
-        </w:rPr>
-        <w:t>根据实际情况进行选择，在rtmp推流项目选择M</w:t>
-      </w:r>
-      <w:r>
-        <w:t>SVC2015 32bit</w:t>
-      </w:r>
-      <w:r>
-        <w:rPr>
-          <w:rFonts w:hint="eastAsia"/>
-        </w:rPr>
-        <w:t>进行（主要部分lib和dll编译器兼容性的考虑）。</w:t>
-      </w:r>
-    </w:p>
-    <w:p>
-      <w:pPr>
-        <w:rPr>
-          <w:rFonts w:hint="eastAsia"/>
-        </w:rPr>
-      </w:pPr>
-    </w:p>
-    <w:p>
-      <w:r>
-        <w:rPr>
           <w:noProof/>
         </w:rPr>
-        <w:lastRenderedPageBreak/>
         <w:drawing>
-          <wp:inline distT="0" distB="0" distL="0" distR="0" wp14:anchorId="0B402ABB" wp14:editId="37B408E6">
-            <wp:extent cx="5599062" cy="3798359"/>
-            <wp:effectExtent l="0" t="0" r="1905" b="0"/>
-            <wp:docPr id="21" name="图片 21"/>
+          <wp:inline distT="0" distB="0" distL="0" distR="0" wp14:anchorId="53343539" wp14:editId="14EAA806">
+            <wp:extent cx="5592028" cy="3812427"/>
+            <wp:effectExtent l="0" t="0" r="8890" b="0"/>
+            <wp:docPr id="20" name="图片 20"/>
             <wp:cNvGraphicFramePr>
               <a:graphicFrameLocks xmlns:a="http://schemas.openxmlformats.org/drawingml/2006/main" noChangeAspect="1"/>
             </wp:cNvGraphicFramePr>
@@ -2163,7 +2149,7 @@
                   <pic:spPr>
                     <a:xfrm>
                       <a:off x="0" y="0"/>
-                      <a:ext cx="5599062" cy="3798359"/>
+                      <a:ext cx="5592028" cy="3812427"/>
                     </a:xfrm>
                     <a:prstGeom prst="rect">
                       <a:avLst/>
@@ -2176,63 +2162,35 @@
         </w:drawing>
       </w:r>
     </w:p>
+    <w:p>
+      <w:r>
+        <w:rPr>
+          <w:rFonts w:hint="eastAsia"/>
+        </w:rPr>
+        <w:t>根据实际情况进行选择，在rtmp推流项目选择M</w:t>
+      </w:r>
+      <w:r>
+        <w:t>SVC2015 32bit</w:t>
+      </w:r>
+      <w:r>
+        <w:rPr>
+          <w:rFonts w:hint="eastAsia"/>
+        </w:rPr>
+        <w:t>进行（主要部分lib和dll编译器兼容性的考虑）。</w:t>
+      </w:r>
+    </w:p>
     <w:p/>
     <w:p>
       <w:r>
         <w:rPr>
-          <w:rFonts w:hint="eastAsia"/>
-        </w:rPr>
-        <w:t>到此创建</w:t>
-      </w:r>
-      <w:r>
-        <w:rPr>
-          <w:rFonts w:hint="eastAsia"/>
-        </w:rPr>
-        <w:t>了</w:t>
-      </w:r>
-      <w:r>
-        <w:rPr>
-          <w:rFonts w:hint="eastAsia"/>
-        </w:rPr>
-        <w:t>一个</w:t>
-      </w:r>
-      <w:r>
-        <w:rPr>
-          <w:rFonts w:hint="eastAsia"/>
-        </w:rPr>
-        <w:t>基本的</w:t>
-      </w:r>
-      <w:r>
-        <w:rPr>
-          <w:rFonts w:hint="eastAsia"/>
-        </w:rPr>
-        <w:t>工程。</w:t>
-      </w:r>
-    </w:p>
-    <w:p/>
-    <w:p>
-      <w:pPr>
-        <w:rPr>
-          <w:b/>
-        </w:rPr>
-      </w:pPr>
-      <w:r>
-        <w:rPr>
-          <w:rFonts w:hint="eastAsia"/>
-          <w:b/>
-        </w:rPr>
-        <w:t>注意：需要使用C++时则选择</w:t>
-      </w:r>
-      <w:r>
-        <w:rPr>
-          <w:b/>
           <w:noProof/>
         </w:rPr>
+        <w:lastRenderedPageBreak/>
         <w:drawing>
-          <wp:inline distT="0" distB="0" distL="0" distR="0" wp14:anchorId="63032E80" wp14:editId="0C1BCBAE">
-            <wp:extent cx="1491208" cy="316530"/>
-            <wp:effectExtent l="0" t="0" r="0" b="7620"/>
-            <wp:docPr id="22" name="图片 22"/>
+          <wp:inline distT="0" distB="0" distL="0" distR="0" wp14:anchorId="0B402ABB" wp14:editId="37B408E6">
+            <wp:extent cx="5599062" cy="3798359"/>
+            <wp:effectExtent l="0" t="0" r="1905" b="0"/>
+            <wp:docPr id="21" name="图片 21"/>
             <wp:cNvGraphicFramePr>
               <a:graphicFrameLocks xmlns:a="http://schemas.openxmlformats.org/drawingml/2006/main" noChangeAspect="1"/>
             </wp:cNvGraphicFramePr>
@@ -2252,7 +2210,7 @@
                   <pic:spPr>
                     <a:xfrm>
                       <a:off x="0" y="0"/>
-                      <a:ext cx="1491208" cy="316530"/>
+                      <a:ext cx="5599062" cy="3798359"/>
                     </a:xfrm>
                     <a:prstGeom prst="rect">
                       <a:avLst/>
@@ -2264,60 +2222,64 @@
           </wp:inline>
         </w:drawing>
       </w:r>
-      <w:r>
-        <w:rPr>
-          <w:rFonts w:hint="eastAsia"/>
+    </w:p>
+    <w:p/>
+    <w:p>
+      <w:r>
+        <w:rPr>
+          <w:rFonts w:hint="eastAsia"/>
+        </w:rPr>
+        <w:t>到此创建</w:t>
+      </w:r>
+      <w:r>
+        <w:rPr>
+          <w:rFonts w:hint="eastAsia"/>
+        </w:rPr>
+        <w:t>了</w:t>
+      </w:r>
+      <w:r>
+        <w:rPr>
+          <w:rFonts w:hint="eastAsia"/>
+        </w:rPr>
+        <w:t>一个</w:t>
+      </w:r>
+      <w:r>
+        <w:rPr>
+          <w:rFonts w:hint="eastAsia"/>
+        </w:rPr>
+        <w:t>基本的</w:t>
+      </w:r>
+      <w:r>
+        <w:rPr>
+          <w:rFonts w:hint="eastAsia"/>
+        </w:rPr>
+        <w:t>工程。</w:t>
+      </w:r>
+    </w:p>
+    <w:p/>
+    <w:p>
+      <w:pPr>
+        <w:rPr>
           <w:b/>
         </w:rPr>
-        <w:t>。</w:t>
-      </w:r>
-    </w:p>
-    <w:p/>
-    <w:p/>
-    <w:p>
-      <w:pPr>
-        <w:pStyle w:val="2"/>
       </w:pPr>
       <w:r>
         <w:rPr>
           <w:rFonts w:hint="eastAsia"/>
-        </w:rPr>
-        <w:t>引用FFMPEG库</w:t>
-      </w:r>
-    </w:p>
-    <w:p>
-      <w:r>
-        <w:rPr>
-          <w:rFonts w:hint="eastAsia"/>
-        </w:rPr>
-        <w:t>将</w:t>
-      </w:r>
-      <w:r>
-        <w:t>ffmpeg-</w:t>
-      </w:r>
-      <w:r>
-        <w:t>4.2.1</w:t>
-      </w:r>
-      <w:r>
-        <w:t>-win32-dev</w:t>
-      </w:r>
-      <w:r>
-        <w:rPr>
-          <w:rFonts w:hint="eastAsia"/>
-        </w:rPr>
-        <w:t xml:space="preserve">拷贝到ffmpeg-version目录下 </w:t>
-      </w:r>
-    </w:p>
-    <w:p>
-      <w:r>
-        <w:rPr>
+          <w:b/>
+        </w:rPr>
+        <w:t>注意：需要使用C++时则选择</w:t>
+      </w:r>
+      <w:r>
+        <w:rPr>
+          <w:b/>
           <w:noProof/>
         </w:rPr>
         <w:drawing>
-          <wp:inline distT="0" distB="0" distL="0" distR="0" wp14:anchorId="7ACAB0AA" wp14:editId="15CD3516">
-            <wp:extent cx="5731510" cy="1445895"/>
-            <wp:effectExtent l="0" t="0" r="2540" b="1905"/>
-            <wp:docPr id="39" name="图片 39"/>
+          <wp:inline distT="0" distB="0" distL="0" distR="0" wp14:anchorId="63032E80" wp14:editId="0C1BCBAE">
+            <wp:extent cx="1491208" cy="316530"/>
+            <wp:effectExtent l="0" t="0" r="0" b="7620"/>
+            <wp:docPr id="22" name="图片 22"/>
             <wp:cNvGraphicFramePr>
               <a:graphicFrameLocks xmlns:a="http://schemas.openxmlformats.org/drawingml/2006/main" noChangeAspect="1"/>
             </wp:cNvGraphicFramePr>
@@ -2337,6 +2299,91 @@
                   <pic:spPr>
                     <a:xfrm>
                       <a:off x="0" y="0"/>
+                      <a:ext cx="1491208" cy="316530"/>
+                    </a:xfrm>
+                    <a:prstGeom prst="rect">
+                      <a:avLst/>
+                    </a:prstGeom>
+                  </pic:spPr>
+                </pic:pic>
+              </a:graphicData>
+            </a:graphic>
+          </wp:inline>
+        </w:drawing>
+      </w:r>
+      <w:r>
+        <w:rPr>
+          <w:rFonts w:hint="eastAsia"/>
+          <w:b/>
+        </w:rPr>
+        <w:t>。</w:t>
+      </w:r>
+    </w:p>
+    <w:p/>
+    <w:p/>
+    <w:p>
+      <w:pPr>
+        <w:pStyle w:val="2"/>
+      </w:pPr>
+      <w:r>
+        <w:rPr>
+          <w:rFonts w:hint="eastAsia"/>
+        </w:rPr>
+        <w:t>引用FFMPEG库</w:t>
+      </w:r>
+    </w:p>
+    <w:p>
+      <w:r>
+        <w:rPr>
+          <w:rFonts w:hint="eastAsia"/>
+        </w:rPr>
+        <w:t>将</w:t>
+      </w:r>
+      <w:r>
+        <w:t>ffmpeg-</w:t>
+      </w:r>
+      <w:r>
+        <w:t>4.2.1</w:t>
+      </w:r>
+      <w:r>
+        <w:t>-win32-dev</w:t>
+      </w:r>
+      <w:r>
+        <w:rPr>
+          <w:rFonts w:hint="eastAsia"/>
+        </w:rPr>
+        <w:t xml:space="preserve">拷贝到ffmpeg-version目录下 </w:t>
+      </w:r>
+    </w:p>
+    <w:p>
+      <w:r>
+        <w:rPr>
+          <w:noProof/>
+        </w:rPr>
+        <w:drawing>
+          <wp:inline distT="0" distB="0" distL="0" distR="0" wp14:anchorId="7ACAB0AA" wp14:editId="15CD3516">
+            <wp:extent cx="5731510" cy="1445895"/>
+            <wp:effectExtent l="0" t="0" r="2540" b="1905"/>
+            <wp:docPr id="39" name="图片 39"/>
+            <wp:cNvGraphicFramePr>
+              <a:graphicFrameLocks xmlns:a="http://schemas.openxmlformats.org/drawingml/2006/main" noChangeAspect="1"/>
+            </wp:cNvGraphicFramePr>
+            <a:graphic xmlns:a="http://schemas.openxmlformats.org/drawingml/2006/main">
+              <a:graphicData uri="http://schemas.openxmlformats.org/drawingml/2006/picture">
+                <pic:pic xmlns:pic="http://schemas.openxmlformats.org/drawingml/2006/picture">
+                  <pic:nvPicPr>
+                    <pic:cNvPr id="1" name=""/>
+                    <pic:cNvPicPr/>
+                  </pic:nvPicPr>
+                  <pic:blipFill>
+                    <a:blip r:embed="rId38"/>
+                    <a:stretch>
+                      <a:fillRect/>
+                    </a:stretch>
+                  </pic:blipFill>
+                  <pic:spPr>
+                    <a:xfrm>
+                      <a:off x="0" y="0"/>
                       <a:ext cx="5731510" cy="1445895"/>
                     </a:xfrm>
                     <a:prstGeom prst="rect">
@@ -2396,7 +2443,7 @@
                     <pic:cNvPicPr/>
                   </pic:nvPicPr>
                   <pic:blipFill>
-                    <a:blip r:embed="rId38"/>
+                    <a:blip r:embed="rId39"/>
                     <a:stretch>
                       <a:fillRect/>
                     </a:stretch>
@@ -3874,7 +3921,7 @@
                     <pic:cNvPicPr/>
                   </pic:nvPicPr>
                   <pic:blipFill>
-                    <a:blip r:embed="rId39"/>
+                    <a:blip r:embed="rId40"/>
                     <a:stretch>
                       <a:fillRect/>
                     </a:stretch>
@@ -3932,7 +3979,7 @@
                     <pic:cNvPicPr/>
                   </pic:nvPicPr>
                   <pic:blipFill>
-                    <a:blip r:embed="rId40"/>
+                    <a:blip r:embed="rId41"/>
                     <a:stretch>
                       <a:fillRect/>
                     </a:stretch>
@@ -4073,7 +4120,7 @@
         </w:rPr>
         <w:t>下载地址：</w:t>
       </w:r>
-      <w:hyperlink r:id="rId41" w:history="1">
+      <w:hyperlink r:id="rId42" w:history="1">
         <w:r>
           <w:rPr>
             <w:rStyle w:val="a3"/>
@@ -4139,6 +4186,7 @@
       </w:pPr>
       <w:r>
         <w:rPr>
+          <w:noProof/>
           <w:sz w:val="24"/>
           <w:szCs w:val="24"/>
         </w:rPr>
@@ -4172,7 +4220,7 @@
                     </pic:cNvPicPr>
                   </pic:nvPicPr>
                   <pic:blipFill>
-                    <a:blip r:embed="rId42"/>
+                    <a:blip r:embed="rId43"/>
                     <a:stretch>
                       <a:fillRect/>
                     </a:stretch>
@@ -4196,7 +4244,6 @@
     <w:p>
       <w:pPr>
         <w:rPr>
-          <w:rFonts w:hint="eastAsia"/>
           <w:sz w:val="24"/>
           <w:szCs w:val="24"/>
         </w:rPr>
@@ -4252,10 +4299,11 @@
           <w:szCs w:val="24"/>
           <w:highlight w:val="yellow"/>
         </w:rPr>
-        <w:t>SDL2.dll</w:t>
-      </w:r>
-      <w:r>
-        <w:rPr>
+        <w:t xml:space="preserve">SDL2.dll </w:t>
+      </w:r>
+      <w:r>
+        <w:rPr>
+          <w:rFonts w:hint="eastAsia"/>
           <w:b/>
           <w:bCs/>
           <w:color w:val="FF0000"/>
@@ -4263,11 +4311,10 @@
           <w:szCs w:val="24"/>
           <w:highlight w:val="yellow"/>
         </w:rPr>
-        <w:t xml:space="preserve"> </w:t>
-      </w:r>
-      <w:r>
-        <w:rPr>
-          <w:rFonts w:hint="eastAsia"/>
+        <w:t>拷贝到</w:t>
+      </w:r>
+      <w:r>
+        <w:rPr>
           <w:b/>
           <w:bCs/>
           <w:color w:val="FF0000"/>
@@ -4275,24 +4322,12 @@
           <w:szCs w:val="24"/>
           <w:highlight w:val="yellow"/>
         </w:rPr>
-        <w:t>拷贝到</w:t>
-      </w:r>
-      <w:r>
-        <w:rPr>
-          <w:b/>
-          <w:bCs/>
-          <w:color w:val="FF0000"/>
-          <w:sz w:val="24"/>
-          <w:szCs w:val="24"/>
-          <w:highlight w:val="yellow"/>
-        </w:rPr>
         <w:t>C:\Windows\SysWOW64</w:t>
       </w:r>
     </w:p>
     <w:p>
       <w:pPr>
         <w:rPr>
-          <w:rFonts w:hint="eastAsia"/>
           <w:color w:val="0070C0"/>
           <w:sz w:val="24"/>
           <w:szCs w:val="24"/>
@@ -4309,8 +4344,6 @@
         </w:rPr>
         <w:t>否则使用ffplay命令时无法显示画面和输出声音。</w:t>
       </w:r>
-      <w:bookmarkStart w:id="1" w:name="_GoBack"/>
-      <w:bookmarkEnd w:id="1"/>
     </w:p>
     <w:sectPr>
       <w:pgSz w:w="11906" w:h="16838"/>
@@ -4815,6 +4848,7 @@
   <w:style w:type="character" w:default="1" w:styleId="a0">
     <w:name w:val="Default Paragraph Font"/>
     <w:uiPriority w:val="1"/>
+    <w:semiHidden/>
     <w:unhideWhenUsed/>
   </w:style>
   <w:style w:type="table" w:default="1" w:styleId="a1">
